--- a/Knowledge/3-Work knowledge/1-Software Engineering/2-Testing/5-My Source/1-ISTQB Foundation Level/4-Dynamic Testing/2-4-System Testing.docx
+++ b/Knowledge/3-Work knowledge/1-Software Engineering/2-Testing/5-My Source/1-ISTQB Foundation Level/4-Dynamic Testing/2-4-System Testing.docx
@@ -31,51 +31,77 @@
       </w:pPr>
       <w:r>
         <w:rPr>
-          <w:b/>
-          <w:shd w:val="clear" w:color="auto" w:fill="B7B7B7"/>
-        </w:rPr>
-        <w:t># Source</w:t>
-      </w:r>
-      <w:r>
-        <w:rPr>
-          <w:shd w:val="clear" w:color="auto" w:fill="B7B7B7"/>
-        </w:rPr>
-        <w:t xml:space="preserve">: </w:t>
-      </w:r>
-      <w:r>
-        <w:rPr>
-          <w:b/>
-          <w:shd w:val="clear" w:color="auto" w:fill="B7B7B7"/>
-        </w:rPr>
-        <w:t xml:space="preserve">Chatgpt </w:t>
-      </w:r>
-      <w:r>
-        <w:rPr>
-          <w:b/>
-          <w:sz w:val="14"/>
-          <w:szCs w:val="14"/>
-          <w:shd w:val="clear" w:color="auto" w:fill="B7B7B7"/>
-        </w:rPr>
-        <w:t>(GPT</w:t>
-      </w:r>
-      <w:r>
-        <w:rPr>
-          <w:rFonts w:ascii="Cambria Math" w:hAnsi="Cambria Math" w:cs="Cambria Math"/>
-          <w:b/>
-          <w:sz w:val="14"/>
-          <w:szCs w:val="14"/>
-          <w:shd w:val="clear" w:color="auto" w:fill="B7B7B7"/>
+          <w:rFonts w:ascii="Arial" w:eastAsia="Arial" w:hAnsi="Arial" w:cs="Arial"/>
+          <w:b/>
+          <w:color w:val="000000"/>
+          <w:sz w:val="18"/>
+          <w:highlight w:val="lightGray"/>
+        </w:rPr>
+        <w:t># Source: AI Source: Provided by: [Data Path</w:t>
+      </w:r>
+      <w:r>
+        <w:rPr>
+          <w:rFonts w:ascii="Arial" w:eastAsia="Arial" w:hAnsi="Arial" w:cs="Arial"/>
+          <w:color w:val="000000"/>
+          <w:sz w:val="18"/>
+          <w:highlight w:val="lightGray"/>
+        </w:rPr>
+        <w:t xml:space="preserve">: Persons Table -&gt; ID Column: 1, Name_En Column: Motasem Essam] -&gt; </w:t>
+      </w:r>
+      <w:r>
+        <w:rPr>
+          <w:rFonts w:ascii="Arial" w:eastAsia="Arial" w:hAnsi="Arial" w:cs="Arial"/>
+          <w:b/>
+          <w:color w:val="000000"/>
+          <w:sz w:val="18"/>
+          <w:highlight w:val="lightGray"/>
+        </w:rPr>
+        <w:t>From:</w:t>
+      </w:r>
+      <w:r>
+        <w:rPr>
+          <w:rFonts w:ascii="Arial" w:eastAsia="Arial" w:hAnsi="Arial" w:cs="Arial"/>
+          <w:color w:val="000000"/>
+          <w:sz w:val="18"/>
+          <w:highlight w:val="lightGray"/>
+        </w:rPr>
+        <w:t xml:space="preserve"> [Chatgpt (GPT</w:t>
+      </w:r>
+      <w:r>
+        <w:rPr>
+          <w:rFonts w:ascii="Arial" w:eastAsia="Arial" w:hAnsi="Arial" w:cs="Cambria Math"/>
+          <w:color w:val="000000"/>
+          <w:sz w:val="18"/>
+          <w:highlight w:val="lightGray"/>
         </w:rPr>
         <w:t>‑</w:t>
       </w:r>
       <w:r>
         <w:rPr>
-          <w:b/>
-          <w:sz w:val="14"/>
-          <w:szCs w:val="14"/>
-          <w:shd w:val="clear" w:color="auto" w:fill="B7B7B7"/>
-        </w:rPr>
-        <w:t>5 Mini) at [8/22/2025]</w:t>
+          <w:rFonts w:ascii="Arial" w:eastAsia="Arial" w:hAnsi="Arial" w:cs="Arial"/>
+          <w:color w:val="000000"/>
+          <w:sz w:val="18"/>
+          <w:highlight w:val="lightGray"/>
+        </w:rPr>
+        <w:t xml:space="preserve">5 Mini)] </w:t>
+      </w:r>
+      <w:r>
+        <w:rPr>
+          <w:rFonts w:ascii="Arial" w:eastAsia="Arial" w:hAnsi="Arial" w:cs="Arial"/>
+          <w:b/>
+          <w:color w:val="000000"/>
+          <w:sz w:val="18"/>
+          <w:highlight w:val="lightGray"/>
+        </w:rPr>
+        <w:t>on</w:t>
+      </w:r>
+      <w:r>
+        <w:rPr>
+          <w:rFonts w:ascii="Arial" w:eastAsia="Arial" w:hAnsi="Arial"/>
+          <w:sz w:val="18"/>
+          <w:highlight w:val="lightGray"/>
+        </w:rPr>
+        <w:t xml:space="preserve"> [8/22/2025]</w:t>
       </w:r>
     </w:p>
     <w:p>
@@ -131,7 +157,7 @@
           <w:ilvl w:val="0"/>
           <w:numId w:val="6"/>
         </w:numPr>
-        <w:spacing w:before="240"/>
+        <w:spacing w:before="240" w:after="0" w:line="276" w:lineRule="auto"/>
       </w:pPr>
       <w:r>
         <w:rPr>
@@ -178,7 +204,7 @@
           <w:ilvl w:val="0"/>
           <w:numId w:val="6"/>
         </w:numPr>
-        <w:spacing w:after="240"/>
+        <w:spacing w:after="240" w:line="276" w:lineRule="auto"/>
       </w:pPr>
       <w:r>
         <w:rPr>
@@ -205,7 +231,7 @@
     </w:p>
     <w:p>
       <w:r>
-        <w:pict w14:anchorId="71AA9454">
+        <w:pict w14:anchorId="07BD6E92">
           <v:rect id="_x0000_i1025" style="width:0;height:1.5pt" o:hralign="center" o:hrstd="t" o:hr="t" fillcolor="#a0a0a0" stroked="f"/>
         </w:pict>
       </w:r>
@@ -229,51 +255,77 @@
       </w:pPr>
       <w:r>
         <w:rPr>
-          <w:b/>
-          <w:shd w:val="clear" w:color="auto" w:fill="B7B7B7"/>
-        </w:rPr>
-        <w:t># Source</w:t>
-      </w:r>
-      <w:r>
-        <w:rPr>
-          <w:shd w:val="clear" w:color="auto" w:fill="B7B7B7"/>
-        </w:rPr>
-        <w:t xml:space="preserve">: </w:t>
-      </w:r>
-      <w:r>
-        <w:rPr>
-          <w:b/>
-          <w:shd w:val="clear" w:color="auto" w:fill="B7B7B7"/>
-        </w:rPr>
-        <w:t xml:space="preserve">Chatgpt </w:t>
-      </w:r>
-      <w:r>
-        <w:rPr>
-          <w:b/>
-          <w:sz w:val="14"/>
-          <w:szCs w:val="14"/>
-          <w:shd w:val="clear" w:color="auto" w:fill="B7B7B7"/>
-        </w:rPr>
-        <w:t>(GPT</w:t>
-      </w:r>
-      <w:r>
-        <w:rPr>
-          <w:rFonts w:ascii="Cambria Math" w:hAnsi="Cambria Math" w:cs="Cambria Math"/>
-          <w:b/>
-          <w:sz w:val="14"/>
-          <w:szCs w:val="14"/>
-          <w:shd w:val="clear" w:color="auto" w:fill="B7B7B7"/>
+          <w:rFonts w:ascii="Arial" w:eastAsia="Arial" w:hAnsi="Arial" w:cs="Arial"/>
+          <w:b/>
+          <w:color w:val="000000"/>
+          <w:sz w:val="18"/>
+          <w:highlight w:val="lightGray"/>
+        </w:rPr>
+        <w:t># Source: AI Source: Provided by: [Data Path</w:t>
+      </w:r>
+      <w:r>
+        <w:rPr>
+          <w:rFonts w:ascii="Arial" w:eastAsia="Arial" w:hAnsi="Arial" w:cs="Arial"/>
+          <w:color w:val="000000"/>
+          <w:sz w:val="18"/>
+          <w:highlight w:val="lightGray"/>
+        </w:rPr>
+        <w:t xml:space="preserve">: Persons Table -&gt; ID Column: 1, Name_En Column: Motasem Essam] -&gt; </w:t>
+      </w:r>
+      <w:r>
+        <w:rPr>
+          <w:rFonts w:ascii="Arial" w:eastAsia="Arial" w:hAnsi="Arial" w:cs="Arial"/>
+          <w:b/>
+          <w:color w:val="000000"/>
+          <w:sz w:val="18"/>
+          <w:highlight w:val="lightGray"/>
+        </w:rPr>
+        <w:t>From:</w:t>
+      </w:r>
+      <w:r>
+        <w:rPr>
+          <w:rFonts w:ascii="Arial" w:eastAsia="Arial" w:hAnsi="Arial" w:cs="Arial"/>
+          <w:color w:val="000000"/>
+          <w:sz w:val="18"/>
+          <w:highlight w:val="lightGray"/>
+        </w:rPr>
+        <w:t xml:space="preserve"> [Chatgpt (GPT</w:t>
+      </w:r>
+      <w:r>
+        <w:rPr>
+          <w:rFonts w:ascii="Arial" w:eastAsia="Arial" w:hAnsi="Arial" w:cs="Cambria Math"/>
+          <w:color w:val="000000"/>
+          <w:sz w:val="18"/>
+          <w:highlight w:val="lightGray"/>
         </w:rPr>
         <w:t>‑</w:t>
       </w:r>
       <w:r>
         <w:rPr>
-          <w:b/>
-          <w:sz w:val="14"/>
-          <w:szCs w:val="14"/>
-          <w:shd w:val="clear" w:color="auto" w:fill="B7B7B7"/>
-        </w:rPr>
-        <w:t>5 Mini) at [8/22/2025]</w:t>
+          <w:rFonts w:ascii="Arial" w:eastAsia="Arial" w:hAnsi="Arial" w:cs="Arial"/>
+          <w:color w:val="000000"/>
+          <w:sz w:val="18"/>
+          <w:highlight w:val="lightGray"/>
+        </w:rPr>
+        <w:t xml:space="preserve">5 Mini)] </w:t>
+      </w:r>
+      <w:r>
+        <w:rPr>
+          <w:rFonts w:ascii="Arial" w:eastAsia="Arial" w:hAnsi="Arial" w:cs="Arial"/>
+          <w:b/>
+          <w:color w:val="000000"/>
+          <w:sz w:val="18"/>
+          <w:highlight w:val="lightGray"/>
+        </w:rPr>
+        <w:t>on</w:t>
+      </w:r>
+      <w:r>
+        <w:rPr>
+          <w:rFonts w:ascii="Arial" w:eastAsia="Arial" w:hAnsi="Arial"/>
+          <w:sz w:val="18"/>
+          <w:highlight w:val="lightGray"/>
+        </w:rPr>
+        <w:t xml:space="preserve"> [8/22/2025]</w:t>
       </w:r>
     </w:p>
     <w:p>
@@ -282,7 +334,7 @@
           <w:ilvl w:val="0"/>
           <w:numId w:val="2"/>
         </w:numPr>
-        <w:spacing w:before="240"/>
+        <w:spacing w:before="240" w:after="0" w:line="276" w:lineRule="auto"/>
       </w:pPr>
       <w:r>
         <w:rPr>
@@ -316,6 +368,7 @@
           <w:ilvl w:val="0"/>
           <w:numId w:val="2"/>
         </w:numPr>
+        <w:spacing w:after="0" w:line="276" w:lineRule="auto"/>
       </w:pPr>
       <w:r>
         <w:rPr>
@@ -349,6 +402,7 @@
           <w:ilvl w:val="0"/>
           <w:numId w:val="2"/>
         </w:numPr>
+        <w:spacing w:after="0" w:line="276" w:lineRule="auto"/>
       </w:pPr>
       <w:r>
         <w:rPr>
@@ -382,7 +436,7 @@
           <w:ilvl w:val="0"/>
           <w:numId w:val="2"/>
         </w:numPr>
-        <w:spacing w:after="240"/>
+        <w:spacing w:after="240" w:line="276" w:lineRule="auto"/>
       </w:pPr>
       <w:r>
         <w:rPr>
@@ -425,7 +479,7 @@
     </w:p>
     <w:p>
       <w:r>
-        <w:pict w14:anchorId="38094058">
+        <w:pict w14:anchorId="09479742">
           <v:rect id="_x0000_i1026" style="width:0;height:1.5pt" o:hralign="center" o:hrstd="t" o:hr="t" fillcolor="#a0a0a0" stroked="f"/>
         </w:pict>
       </w:r>
@@ -449,52 +503,77 @@
       </w:pPr>
       <w:r>
         <w:rPr>
-          <w:b/>
-          <w:shd w:val="clear" w:color="auto" w:fill="B7B7B7"/>
-        </w:rPr>
-        <w:lastRenderedPageBreak/>
-        <w:t># Source</w:t>
-      </w:r>
-      <w:r>
-        <w:rPr>
-          <w:shd w:val="clear" w:color="auto" w:fill="B7B7B7"/>
-        </w:rPr>
-        <w:t xml:space="preserve">: </w:t>
-      </w:r>
-      <w:r>
-        <w:rPr>
-          <w:b/>
-          <w:shd w:val="clear" w:color="auto" w:fill="B7B7B7"/>
-        </w:rPr>
-        <w:t xml:space="preserve">Chatgpt </w:t>
-      </w:r>
-      <w:r>
-        <w:rPr>
-          <w:b/>
-          <w:sz w:val="14"/>
-          <w:szCs w:val="14"/>
-          <w:shd w:val="clear" w:color="auto" w:fill="B7B7B7"/>
-        </w:rPr>
-        <w:t>(GPT</w:t>
-      </w:r>
-      <w:r>
-        <w:rPr>
-          <w:rFonts w:ascii="Cambria Math" w:hAnsi="Cambria Math" w:cs="Cambria Math"/>
-          <w:b/>
-          <w:sz w:val="14"/>
-          <w:szCs w:val="14"/>
-          <w:shd w:val="clear" w:color="auto" w:fill="B7B7B7"/>
+          <w:rFonts w:ascii="Arial" w:eastAsia="Arial" w:hAnsi="Arial" w:cs="Arial"/>
+          <w:b/>
+          <w:color w:val="000000"/>
+          <w:sz w:val="18"/>
+          <w:highlight w:val="lightGray"/>
+        </w:rPr>
+        <w:t># Source: AI Source: Provided by: [Data Path</w:t>
+      </w:r>
+      <w:r>
+        <w:rPr>
+          <w:rFonts w:ascii="Arial" w:eastAsia="Arial" w:hAnsi="Arial" w:cs="Arial"/>
+          <w:color w:val="000000"/>
+          <w:sz w:val="18"/>
+          <w:highlight w:val="lightGray"/>
+        </w:rPr>
+        <w:t xml:space="preserve">: Persons Table -&gt; ID Column: 1, Name_En Column: Motasem Essam] -&gt; </w:t>
+      </w:r>
+      <w:r>
+        <w:rPr>
+          <w:rFonts w:ascii="Arial" w:eastAsia="Arial" w:hAnsi="Arial" w:cs="Arial"/>
+          <w:b/>
+          <w:color w:val="000000"/>
+          <w:sz w:val="18"/>
+          <w:highlight w:val="lightGray"/>
+        </w:rPr>
+        <w:t>From:</w:t>
+      </w:r>
+      <w:r>
+        <w:rPr>
+          <w:rFonts w:ascii="Arial" w:eastAsia="Arial" w:hAnsi="Arial" w:cs="Arial"/>
+          <w:color w:val="000000"/>
+          <w:sz w:val="18"/>
+          <w:highlight w:val="lightGray"/>
+        </w:rPr>
+        <w:t xml:space="preserve"> [Chatgpt (GPT</w:t>
+      </w:r>
+      <w:r>
+        <w:rPr>
+          <w:rFonts w:ascii="Arial" w:eastAsia="Arial" w:hAnsi="Arial" w:cs="Cambria Math"/>
+          <w:color w:val="000000"/>
+          <w:sz w:val="18"/>
+          <w:highlight w:val="lightGray"/>
         </w:rPr>
         <w:t>‑</w:t>
       </w:r>
       <w:r>
         <w:rPr>
-          <w:b/>
-          <w:sz w:val="14"/>
-          <w:szCs w:val="14"/>
-          <w:shd w:val="clear" w:color="auto" w:fill="B7B7B7"/>
-        </w:rPr>
-        <w:t>5 Mini) at [8/22/2025]</w:t>
+          <w:rFonts w:ascii="Arial" w:eastAsia="Arial" w:hAnsi="Arial" w:cs="Arial"/>
+          <w:color w:val="000000"/>
+          <w:sz w:val="18"/>
+          <w:highlight w:val="lightGray"/>
+        </w:rPr>
+        <w:t xml:space="preserve">5 Mini)] </w:t>
+      </w:r>
+      <w:r>
+        <w:rPr>
+          <w:rFonts w:ascii="Arial" w:eastAsia="Arial" w:hAnsi="Arial" w:cs="Arial"/>
+          <w:b/>
+          <w:color w:val="000000"/>
+          <w:sz w:val="18"/>
+          <w:highlight w:val="lightGray"/>
+        </w:rPr>
+        <w:t>on</w:t>
+      </w:r>
+      <w:r>
+        <w:rPr>
+          <w:rFonts w:ascii="Arial" w:eastAsia="Arial" w:hAnsi="Arial"/>
+          <w:sz w:val="18"/>
+          <w:highlight w:val="lightGray"/>
+        </w:rPr>
+        <w:t xml:space="preserve"> [8/22/2025]</w:t>
       </w:r>
     </w:p>
     <w:p>
@@ -503,7 +582,7 @@
           <w:ilvl w:val="0"/>
           <w:numId w:val="4"/>
         </w:numPr>
-        <w:spacing w:before="240"/>
+        <w:spacing w:before="240" w:after="0" w:line="276" w:lineRule="auto"/>
       </w:pPr>
       <w:r>
         <w:rPr>
@@ -537,6 +616,7 @@
           <w:ilvl w:val="0"/>
           <w:numId w:val="4"/>
         </w:numPr>
+        <w:spacing w:after="0" w:line="276" w:lineRule="auto"/>
       </w:pPr>
       <w:r>
         <w:rPr>
@@ -570,7 +650,7 @@
           <w:ilvl w:val="0"/>
           <w:numId w:val="4"/>
         </w:numPr>
-        <w:spacing w:after="240"/>
+        <w:spacing w:after="240" w:line="276" w:lineRule="auto"/>
       </w:pPr>
       <w:r>
         <w:rPr>
@@ -584,7 +664,7 @@
     </w:p>
     <w:p>
       <w:r>
-        <w:pict w14:anchorId="55F6441D">
+        <w:pict w14:anchorId="1A8265A4">
           <v:rect id="_x0000_i1027" style="width:0;height:1.5pt" o:hralign="center" o:hrstd="t" o:hr="t" fillcolor="#a0a0a0" stroked="f"/>
         </w:pict>
       </w:r>
@@ -608,51 +688,77 @@
       </w:pPr>
       <w:r>
         <w:rPr>
-          <w:b/>
-          <w:shd w:val="clear" w:color="auto" w:fill="B7B7B7"/>
-        </w:rPr>
-        <w:t># Source</w:t>
-      </w:r>
-      <w:r>
-        <w:rPr>
-          <w:shd w:val="clear" w:color="auto" w:fill="B7B7B7"/>
-        </w:rPr>
-        <w:t xml:space="preserve">: </w:t>
-      </w:r>
-      <w:r>
-        <w:rPr>
-          <w:b/>
-          <w:shd w:val="clear" w:color="auto" w:fill="B7B7B7"/>
-        </w:rPr>
-        <w:t xml:space="preserve">Chatgpt </w:t>
-      </w:r>
-      <w:r>
-        <w:rPr>
-          <w:b/>
-          <w:sz w:val="14"/>
-          <w:szCs w:val="14"/>
-          <w:shd w:val="clear" w:color="auto" w:fill="B7B7B7"/>
-        </w:rPr>
-        <w:t>(GPT</w:t>
-      </w:r>
-      <w:r>
-        <w:rPr>
-          <w:rFonts w:ascii="Cambria Math" w:hAnsi="Cambria Math" w:cs="Cambria Math"/>
-          <w:b/>
-          <w:sz w:val="14"/>
-          <w:szCs w:val="14"/>
-          <w:shd w:val="clear" w:color="auto" w:fill="B7B7B7"/>
+          <w:rFonts w:ascii="Arial" w:eastAsia="Arial" w:hAnsi="Arial" w:cs="Arial"/>
+          <w:b/>
+          <w:color w:val="000000"/>
+          <w:sz w:val="18"/>
+          <w:highlight w:val="lightGray"/>
+        </w:rPr>
+        <w:t># Source: AI Source: Provided by: [Data Path</w:t>
+      </w:r>
+      <w:r>
+        <w:rPr>
+          <w:rFonts w:ascii="Arial" w:eastAsia="Arial" w:hAnsi="Arial" w:cs="Arial"/>
+          <w:color w:val="000000"/>
+          <w:sz w:val="18"/>
+          <w:highlight w:val="lightGray"/>
+        </w:rPr>
+        <w:t xml:space="preserve">: Persons Table -&gt; ID Column: 1, Name_En Column: Motasem Essam] -&gt; </w:t>
+      </w:r>
+      <w:r>
+        <w:rPr>
+          <w:rFonts w:ascii="Arial" w:eastAsia="Arial" w:hAnsi="Arial" w:cs="Arial"/>
+          <w:b/>
+          <w:color w:val="000000"/>
+          <w:sz w:val="18"/>
+          <w:highlight w:val="lightGray"/>
+        </w:rPr>
+        <w:t>From:</w:t>
+      </w:r>
+      <w:r>
+        <w:rPr>
+          <w:rFonts w:ascii="Arial" w:eastAsia="Arial" w:hAnsi="Arial" w:cs="Arial"/>
+          <w:color w:val="000000"/>
+          <w:sz w:val="18"/>
+          <w:highlight w:val="lightGray"/>
+        </w:rPr>
+        <w:t xml:space="preserve"> [Chatgpt (GPT</w:t>
+      </w:r>
+      <w:r>
+        <w:rPr>
+          <w:rFonts w:ascii="Arial" w:eastAsia="Arial" w:hAnsi="Arial" w:cs="Cambria Math"/>
+          <w:color w:val="000000"/>
+          <w:sz w:val="18"/>
+          <w:highlight w:val="lightGray"/>
         </w:rPr>
         <w:t>‑</w:t>
       </w:r>
       <w:r>
         <w:rPr>
-          <w:b/>
-          <w:sz w:val="14"/>
-          <w:szCs w:val="14"/>
-          <w:shd w:val="clear" w:color="auto" w:fill="B7B7B7"/>
-        </w:rPr>
-        <w:t>5 Mini) at [8/22/2025]</w:t>
+          <w:rFonts w:ascii="Arial" w:eastAsia="Arial" w:hAnsi="Arial" w:cs="Arial"/>
+          <w:color w:val="000000"/>
+          <w:sz w:val="18"/>
+          <w:highlight w:val="lightGray"/>
+        </w:rPr>
+        <w:t xml:space="preserve">5 Mini)] </w:t>
+      </w:r>
+      <w:r>
+        <w:rPr>
+          <w:rFonts w:ascii="Arial" w:eastAsia="Arial" w:hAnsi="Arial" w:cs="Arial"/>
+          <w:b/>
+          <w:color w:val="000000"/>
+          <w:sz w:val="18"/>
+          <w:highlight w:val="lightGray"/>
+        </w:rPr>
+        <w:t>on</w:t>
+      </w:r>
+      <w:r>
+        <w:rPr>
+          <w:rFonts w:ascii="Arial" w:eastAsia="Arial" w:hAnsi="Arial"/>
+          <w:sz w:val="18"/>
+          <w:highlight w:val="lightGray"/>
+        </w:rPr>
+        <w:t xml:space="preserve"> [8/22/2025]</w:t>
       </w:r>
     </w:p>
     <w:p>
@@ -701,7 +807,7 @@
           <w:ilvl w:val="0"/>
           <w:numId w:val="7"/>
         </w:numPr>
-        <w:spacing w:before="240"/>
+        <w:spacing w:before="240" w:after="0" w:line="276" w:lineRule="auto"/>
         <w:rPr>
           <w:rFonts w:ascii="Roboto Mono" w:eastAsia="Roboto Mono" w:hAnsi="Roboto Mono" w:cs="Roboto Mono"/>
         </w:rPr>
@@ -725,6 +831,7 @@
           <w:ilvl w:val="0"/>
           <w:numId w:val="7"/>
         </w:numPr>
+        <w:spacing w:after="0" w:line="276" w:lineRule="auto"/>
         <w:rPr>
           <w:rFonts w:ascii="Roboto Mono" w:eastAsia="Roboto Mono" w:hAnsi="Roboto Mono" w:cs="Roboto Mono"/>
         </w:rPr>
@@ -748,6 +855,7 @@
           <w:ilvl w:val="0"/>
           <w:numId w:val="7"/>
         </w:numPr>
+        <w:spacing w:after="0" w:line="276" w:lineRule="auto"/>
         <w:rPr>
           <w:rFonts w:ascii="Roboto Mono" w:eastAsia="Roboto Mono" w:hAnsi="Roboto Mono" w:cs="Roboto Mono"/>
         </w:rPr>
@@ -771,7 +879,7 @@
           <w:ilvl w:val="0"/>
           <w:numId w:val="7"/>
         </w:numPr>
-        <w:spacing w:after="240"/>
+        <w:spacing w:after="240" w:line="276" w:lineRule="auto"/>
         <w:rPr>
           <w:rFonts w:ascii="Roboto Mono" w:eastAsia="Roboto Mono" w:hAnsi="Roboto Mono" w:cs="Roboto Mono"/>
         </w:rPr>
@@ -791,7 +899,7 @@
     </w:p>
     <w:p>
       <w:r>
-        <w:pict w14:anchorId="639FE5B3">
+        <w:pict w14:anchorId="178213EE">
           <v:rect id="_x0000_i1028" style="width:0;height:1.5pt" o:hralign="center" o:hrstd="t" o:hr="t" fillcolor="#a0a0a0" stroked="f"/>
         </w:pict>
       </w:r>
@@ -815,51 +923,77 @@
       </w:pPr>
       <w:r>
         <w:rPr>
-          <w:b/>
-          <w:shd w:val="clear" w:color="auto" w:fill="B7B7B7"/>
-        </w:rPr>
-        <w:t># Source</w:t>
-      </w:r>
-      <w:r>
-        <w:rPr>
-          <w:shd w:val="clear" w:color="auto" w:fill="B7B7B7"/>
-        </w:rPr>
-        <w:t xml:space="preserve">: </w:t>
-      </w:r>
-      <w:r>
-        <w:rPr>
-          <w:b/>
-          <w:shd w:val="clear" w:color="auto" w:fill="B7B7B7"/>
-        </w:rPr>
-        <w:t xml:space="preserve">Chatgpt </w:t>
-      </w:r>
-      <w:r>
-        <w:rPr>
-          <w:b/>
-          <w:sz w:val="14"/>
-          <w:szCs w:val="14"/>
-          <w:shd w:val="clear" w:color="auto" w:fill="B7B7B7"/>
-        </w:rPr>
-        <w:t>(GPT</w:t>
-      </w:r>
-      <w:r>
-        <w:rPr>
-          <w:rFonts w:ascii="Cambria Math" w:hAnsi="Cambria Math" w:cs="Cambria Math"/>
-          <w:b/>
-          <w:sz w:val="14"/>
-          <w:szCs w:val="14"/>
-          <w:shd w:val="clear" w:color="auto" w:fill="B7B7B7"/>
+          <w:rFonts w:ascii="Arial" w:eastAsia="Arial" w:hAnsi="Arial" w:cs="Arial"/>
+          <w:b/>
+          <w:color w:val="000000"/>
+          <w:sz w:val="18"/>
+          <w:highlight w:val="lightGray"/>
+        </w:rPr>
+        <w:t># Source: AI Source: Provided by: [Data Path</w:t>
+      </w:r>
+      <w:r>
+        <w:rPr>
+          <w:rFonts w:ascii="Arial" w:eastAsia="Arial" w:hAnsi="Arial" w:cs="Arial"/>
+          <w:color w:val="000000"/>
+          <w:sz w:val="18"/>
+          <w:highlight w:val="lightGray"/>
+        </w:rPr>
+        <w:t xml:space="preserve">: Persons Table -&gt; ID Column: 1, Name_En Column: Motasem Essam] -&gt; </w:t>
+      </w:r>
+      <w:r>
+        <w:rPr>
+          <w:rFonts w:ascii="Arial" w:eastAsia="Arial" w:hAnsi="Arial" w:cs="Arial"/>
+          <w:b/>
+          <w:color w:val="000000"/>
+          <w:sz w:val="18"/>
+          <w:highlight w:val="lightGray"/>
+        </w:rPr>
+        <w:t>From:</w:t>
+      </w:r>
+      <w:r>
+        <w:rPr>
+          <w:rFonts w:ascii="Arial" w:eastAsia="Arial" w:hAnsi="Arial" w:cs="Arial"/>
+          <w:color w:val="000000"/>
+          <w:sz w:val="18"/>
+          <w:highlight w:val="lightGray"/>
+        </w:rPr>
+        <w:t xml:space="preserve"> [Chatgpt (GPT</w:t>
+      </w:r>
+      <w:r>
+        <w:rPr>
+          <w:rFonts w:ascii="Arial" w:eastAsia="Arial" w:hAnsi="Arial" w:cs="Cambria Math"/>
+          <w:color w:val="000000"/>
+          <w:sz w:val="18"/>
+          <w:highlight w:val="lightGray"/>
         </w:rPr>
         <w:t>‑</w:t>
       </w:r>
       <w:r>
         <w:rPr>
-          <w:b/>
-          <w:sz w:val="14"/>
-          <w:szCs w:val="14"/>
-          <w:shd w:val="clear" w:color="auto" w:fill="B7B7B7"/>
-        </w:rPr>
-        <w:t>5 Mini) at [8/22/2025]</w:t>
+          <w:rFonts w:ascii="Arial" w:eastAsia="Arial" w:hAnsi="Arial" w:cs="Arial"/>
+          <w:color w:val="000000"/>
+          <w:sz w:val="18"/>
+          <w:highlight w:val="lightGray"/>
+        </w:rPr>
+        <w:t xml:space="preserve">5 Mini)] </w:t>
+      </w:r>
+      <w:r>
+        <w:rPr>
+          <w:rFonts w:ascii="Arial" w:eastAsia="Arial" w:hAnsi="Arial" w:cs="Arial"/>
+          <w:b/>
+          <w:color w:val="000000"/>
+          <w:sz w:val="18"/>
+          <w:highlight w:val="lightGray"/>
+        </w:rPr>
+        <w:t>on</w:t>
+      </w:r>
+      <w:r>
+        <w:rPr>
+          <w:rFonts w:ascii="Arial" w:eastAsia="Arial" w:hAnsi="Arial"/>
+          <w:sz w:val="18"/>
+          <w:highlight w:val="lightGray"/>
+        </w:rPr>
+        <w:t xml:space="preserve"> [8/22/2025]</w:t>
       </w:r>
     </w:p>
     <w:p>
@@ -868,7 +1002,7 @@
           <w:ilvl w:val="0"/>
           <w:numId w:val="1"/>
         </w:numPr>
-        <w:spacing w:before="240"/>
+        <w:spacing w:before="240" w:after="0" w:line="276" w:lineRule="auto"/>
       </w:pPr>
       <w:r>
         <w:rPr>
@@ -896,13 +1030,13 @@
           <w:ilvl w:val="0"/>
           <w:numId w:val="1"/>
         </w:numPr>
-      </w:pPr>
-      <w:r>
-        <w:rPr>
-          <w:rFonts w:ascii="Roboto Mono" w:eastAsia="Roboto Mono" w:hAnsi="Roboto Mono" w:cs="Roboto Mono"/>
-          <w:b/>
-        </w:rPr>
-        <w:lastRenderedPageBreak/>
+        <w:spacing w:after="0" w:line="276" w:lineRule="auto"/>
+      </w:pPr>
+      <w:r>
+        <w:rPr>
+          <w:rFonts w:ascii="Roboto Mono" w:eastAsia="Roboto Mono" w:hAnsi="Roboto Mono" w:cs="Roboto Mono"/>
+          <w:b/>
+        </w:rPr>
         <w:t>Non-functional Testing</w:t>
       </w:r>
       <w:r>
@@ -924,7 +1058,7 @@
           <w:ilvl w:val="0"/>
           <w:numId w:val="1"/>
         </w:numPr>
-        <w:spacing w:after="240"/>
+        <w:spacing w:after="240" w:line="276" w:lineRule="auto"/>
       </w:pPr>
       <w:r>
         <w:rPr>
@@ -948,7 +1082,7 @@
     </w:p>
     <w:p>
       <w:r>
-        <w:pict w14:anchorId="083BE3B7">
+        <w:pict w14:anchorId="744352A5">
           <v:rect id="_x0000_i1029" style="width:0;height:1.5pt" o:hralign="center" o:hrstd="t" o:hr="t" fillcolor="#a0a0a0" stroked="f"/>
         </w:pict>
       </w:r>
@@ -972,51 +1106,77 @@
       </w:pPr>
       <w:r>
         <w:rPr>
-          <w:b/>
-          <w:shd w:val="clear" w:color="auto" w:fill="B7B7B7"/>
-        </w:rPr>
-        <w:t># Source</w:t>
-      </w:r>
-      <w:r>
-        <w:rPr>
-          <w:shd w:val="clear" w:color="auto" w:fill="B7B7B7"/>
-        </w:rPr>
-        <w:t xml:space="preserve">: </w:t>
-      </w:r>
-      <w:r>
-        <w:rPr>
-          <w:b/>
-          <w:shd w:val="clear" w:color="auto" w:fill="B7B7B7"/>
-        </w:rPr>
-        <w:t xml:space="preserve">Chatgpt </w:t>
-      </w:r>
-      <w:r>
-        <w:rPr>
-          <w:b/>
-          <w:sz w:val="14"/>
-          <w:szCs w:val="14"/>
-          <w:shd w:val="clear" w:color="auto" w:fill="B7B7B7"/>
-        </w:rPr>
-        <w:t>(GPT</w:t>
-      </w:r>
-      <w:r>
-        <w:rPr>
-          <w:rFonts w:ascii="Cambria Math" w:hAnsi="Cambria Math" w:cs="Cambria Math"/>
-          <w:b/>
-          <w:sz w:val="14"/>
-          <w:szCs w:val="14"/>
-          <w:shd w:val="clear" w:color="auto" w:fill="B7B7B7"/>
+          <w:rFonts w:ascii="Arial" w:eastAsia="Arial" w:hAnsi="Arial" w:cs="Arial"/>
+          <w:b/>
+          <w:color w:val="000000"/>
+          <w:sz w:val="18"/>
+          <w:highlight w:val="lightGray"/>
+        </w:rPr>
+        <w:t># Source: AI Source: Provided by: [Data Path</w:t>
+      </w:r>
+      <w:r>
+        <w:rPr>
+          <w:rFonts w:ascii="Arial" w:eastAsia="Arial" w:hAnsi="Arial" w:cs="Arial"/>
+          <w:color w:val="000000"/>
+          <w:sz w:val="18"/>
+          <w:highlight w:val="lightGray"/>
+        </w:rPr>
+        <w:t xml:space="preserve">: Persons Table -&gt; ID Column: 1, Name_En Column: Motasem Essam] -&gt; </w:t>
+      </w:r>
+      <w:r>
+        <w:rPr>
+          <w:rFonts w:ascii="Arial" w:eastAsia="Arial" w:hAnsi="Arial" w:cs="Arial"/>
+          <w:b/>
+          <w:color w:val="000000"/>
+          <w:sz w:val="18"/>
+          <w:highlight w:val="lightGray"/>
+        </w:rPr>
+        <w:t>From:</w:t>
+      </w:r>
+      <w:r>
+        <w:rPr>
+          <w:rFonts w:ascii="Arial" w:eastAsia="Arial" w:hAnsi="Arial" w:cs="Arial"/>
+          <w:color w:val="000000"/>
+          <w:sz w:val="18"/>
+          <w:highlight w:val="lightGray"/>
+        </w:rPr>
+        <w:t xml:space="preserve"> [Chatgpt (GPT</w:t>
+      </w:r>
+      <w:r>
+        <w:rPr>
+          <w:rFonts w:ascii="Arial" w:eastAsia="Arial" w:hAnsi="Arial" w:cs="Cambria Math"/>
+          <w:color w:val="000000"/>
+          <w:sz w:val="18"/>
+          <w:highlight w:val="lightGray"/>
         </w:rPr>
         <w:t>‑</w:t>
       </w:r>
       <w:r>
         <w:rPr>
-          <w:b/>
-          <w:sz w:val="14"/>
-          <w:szCs w:val="14"/>
-          <w:shd w:val="clear" w:color="auto" w:fill="B7B7B7"/>
-        </w:rPr>
-        <w:t>5 Mini) at [8/22/2025]</w:t>
+          <w:rFonts w:ascii="Arial" w:eastAsia="Arial" w:hAnsi="Arial" w:cs="Arial"/>
+          <w:color w:val="000000"/>
+          <w:sz w:val="18"/>
+          <w:highlight w:val="lightGray"/>
+        </w:rPr>
+        <w:t xml:space="preserve">5 Mini)] </w:t>
+      </w:r>
+      <w:r>
+        <w:rPr>
+          <w:rFonts w:ascii="Arial" w:eastAsia="Arial" w:hAnsi="Arial" w:cs="Arial"/>
+          <w:b/>
+          <w:color w:val="000000"/>
+          <w:sz w:val="18"/>
+          <w:highlight w:val="lightGray"/>
+        </w:rPr>
+        <w:t>on</w:t>
+      </w:r>
+      <w:r>
+        <w:rPr>
+          <w:rFonts w:ascii="Arial" w:eastAsia="Arial" w:hAnsi="Arial"/>
+          <w:sz w:val="18"/>
+          <w:highlight w:val="lightGray"/>
+        </w:rPr>
+        <w:t xml:space="preserve"> [8/22/2025]</w:t>
       </w:r>
     </w:p>
     <w:p>
@@ -1025,7 +1185,7 @@
           <w:ilvl w:val="0"/>
           <w:numId w:val="3"/>
         </w:numPr>
-        <w:spacing w:before="240"/>
+        <w:spacing w:before="240" w:after="0" w:line="276" w:lineRule="auto"/>
       </w:pPr>
       <w:r>
         <w:rPr>
@@ -1059,6 +1219,7 @@
           <w:ilvl w:val="0"/>
           <w:numId w:val="3"/>
         </w:numPr>
+        <w:spacing w:after="0" w:line="276" w:lineRule="auto"/>
       </w:pPr>
       <w:r>
         <w:rPr>
@@ -1092,7 +1253,7 @@
           <w:ilvl w:val="0"/>
           <w:numId w:val="3"/>
         </w:numPr>
-        <w:spacing w:after="240"/>
+        <w:spacing w:after="240" w:line="276" w:lineRule="auto"/>
       </w:pPr>
       <w:r>
         <w:rPr>
@@ -1122,7 +1283,7 @@
     </w:p>
     <w:p>
       <w:r>
-        <w:pict w14:anchorId="7C9B953B">
+        <w:pict w14:anchorId="55C68531">
           <v:rect id="_x0000_i1030" style="width:0;height:1.5pt" o:hralign="center" o:hrstd="t" o:hr="t" fillcolor="#a0a0a0" stroked="f"/>
         </w:pict>
       </w:r>
@@ -1146,51 +1307,77 @@
       </w:pPr>
       <w:r>
         <w:rPr>
-          <w:b/>
-          <w:shd w:val="clear" w:color="auto" w:fill="B7B7B7"/>
-        </w:rPr>
-        <w:t># Source</w:t>
-      </w:r>
-      <w:r>
-        <w:rPr>
-          <w:shd w:val="clear" w:color="auto" w:fill="B7B7B7"/>
-        </w:rPr>
-        <w:t xml:space="preserve">: </w:t>
-      </w:r>
-      <w:r>
-        <w:rPr>
-          <w:b/>
-          <w:shd w:val="clear" w:color="auto" w:fill="B7B7B7"/>
-        </w:rPr>
-        <w:t xml:space="preserve">Chatgpt </w:t>
-      </w:r>
-      <w:r>
-        <w:rPr>
-          <w:b/>
-          <w:sz w:val="14"/>
-          <w:szCs w:val="14"/>
-          <w:shd w:val="clear" w:color="auto" w:fill="B7B7B7"/>
-        </w:rPr>
-        <w:t>(GPT</w:t>
-      </w:r>
-      <w:r>
-        <w:rPr>
-          <w:rFonts w:ascii="Cambria Math" w:hAnsi="Cambria Math" w:cs="Cambria Math"/>
-          <w:b/>
-          <w:sz w:val="14"/>
-          <w:szCs w:val="14"/>
-          <w:shd w:val="clear" w:color="auto" w:fill="B7B7B7"/>
+          <w:rFonts w:ascii="Arial" w:eastAsia="Arial" w:hAnsi="Arial" w:cs="Arial"/>
+          <w:b/>
+          <w:color w:val="000000"/>
+          <w:sz w:val="18"/>
+          <w:highlight w:val="lightGray"/>
+        </w:rPr>
+        <w:t># Source: AI Source: Provided by: [Data Path</w:t>
+      </w:r>
+      <w:r>
+        <w:rPr>
+          <w:rFonts w:ascii="Arial" w:eastAsia="Arial" w:hAnsi="Arial" w:cs="Arial"/>
+          <w:color w:val="000000"/>
+          <w:sz w:val="18"/>
+          <w:highlight w:val="lightGray"/>
+        </w:rPr>
+        <w:t xml:space="preserve">: Persons Table -&gt; ID Column: 1, Name_En Column: Motasem Essam] -&gt; </w:t>
+      </w:r>
+      <w:r>
+        <w:rPr>
+          <w:rFonts w:ascii="Arial" w:eastAsia="Arial" w:hAnsi="Arial" w:cs="Arial"/>
+          <w:b/>
+          <w:color w:val="000000"/>
+          <w:sz w:val="18"/>
+          <w:highlight w:val="lightGray"/>
+        </w:rPr>
+        <w:t>From:</w:t>
+      </w:r>
+      <w:r>
+        <w:rPr>
+          <w:rFonts w:ascii="Arial" w:eastAsia="Arial" w:hAnsi="Arial" w:cs="Arial"/>
+          <w:color w:val="000000"/>
+          <w:sz w:val="18"/>
+          <w:highlight w:val="lightGray"/>
+        </w:rPr>
+        <w:t xml:space="preserve"> [Chatgpt (GPT</w:t>
+      </w:r>
+      <w:r>
+        <w:rPr>
+          <w:rFonts w:ascii="Arial" w:eastAsia="Arial" w:hAnsi="Arial" w:cs="Cambria Math"/>
+          <w:color w:val="000000"/>
+          <w:sz w:val="18"/>
+          <w:highlight w:val="lightGray"/>
         </w:rPr>
         <w:t>‑</w:t>
       </w:r>
       <w:r>
         <w:rPr>
-          <w:b/>
-          <w:sz w:val="14"/>
-          <w:szCs w:val="14"/>
-          <w:shd w:val="clear" w:color="auto" w:fill="B7B7B7"/>
-        </w:rPr>
-        <w:t>5 Mini) at [8/22/2025]</w:t>
+          <w:rFonts w:ascii="Arial" w:eastAsia="Arial" w:hAnsi="Arial" w:cs="Arial"/>
+          <w:color w:val="000000"/>
+          <w:sz w:val="18"/>
+          <w:highlight w:val="lightGray"/>
+        </w:rPr>
+        <w:t xml:space="preserve">5 Mini)] </w:t>
+      </w:r>
+      <w:r>
+        <w:rPr>
+          <w:rFonts w:ascii="Arial" w:eastAsia="Arial" w:hAnsi="Arial" w:cs="Arial"/>
+          <w:b/>
+          <w:color w:val="000000"/>
+          <w:sz w:val="18"/>
+          <w:highlight w:val="lightGray"/>
+        </w:rPr>
+        <w:t>on</w:t>
+      </w:r>
+      <w:r>
+        <w:rPr>
+          <w:rFonts w:ascii="Arial" w:eastAsia="Arial" w:hAnsi="Arial"/>
+          <w:sz w:val="18"/>
+          <w:highlight w:val="lightGray"/>
+        </w:rPr>
+        <w:t xml:space="preserve"> [8/22/2025]</w:t>
       </w:r>
     </w:p>
     <w:p>
@@ -1199,7 +1386,7 @@
           <w:ilvl w:val="0"/>
           <w:numId w:val="5"/>
         </w:numPr>
-        <w:spacing w:before="240"/>
+        <w:spacing w:before="240" w:after="0" w:line="276" w:lineRule="auto"/>
         <w:rPr>
           <w:rFonts w:ascii="Roboto Mono" w:eastAsia="Roboto Mono" w:hAnsi="Roboto Mono" w:cs="Roboto Mono"/>
         </w:rPr>
@@ -1223,6 +1410,7 @@
           <w:ilvl w:val="0"/>
           <w:numId w:val="5"/>
         </w:numPr>
+        <w:spacing w:after="0" w:line="276" w:lineRule="auto"/>
         <w:rPr>
           <w:rFonts w:ascii="Roboto Mono" w:eastAsia="Roboto Mono" w:hAnsi="Roboto Mono" w:cs="Roboto Mono"/>
         </w:rPr>
@@ -1246,7 +1434,7 @@
           <w:ilvl w:val="0"/>
           <w:numId w:val="5"/>
         </w:numPr>
-        <w:spacing w:after="240"/>
+        <w:spacing w:after="240" w:line="276" w:lineRule="auto"/>
         <w:rPr>
           <w:rFonts w:ascii="Roboto Mono" w:eastAsia="Roboto Mono" w:hAnsi="Roboto Mono" w:cs="Roboto Mono"/>
         </w:rPr>
@@ -1266,7 +1454,7 @@
     </w:p>
     <w:p>
       <w:r>
-        <w:pict w14:anchorId="77B8E9A6">
+        <w:pict w14:anchorId="3BF08F61">
           <v:rect id="_x0000_i1031" style="width:0;height:1.5pt" o:hralign="center" o:hrstd="t" o:hr="t" fillcolor="#a0a0a0" stroked="f"/>
         </w:pict>
       </w:r>
@@ -1315,19 +1503,19 @@
     </w:p>
     <w:p>
       <w:r>
-        <w:lastRenderedPageBreak/>
-        <w:pict w14:anchorId="0BE870D5">
+        <w:pict w14:anchorId="16B94944">
           <v:rect id="_x0000_i1032" style="width:0;height:1.5pt" o:hralign="center" o:hrstd="t" o:hr="t" fillcolor="#a0a0a0" stroked="f"/>
         </w:pict>
       </w:r>
     </w:p>
+    <w:p/>
     <w:p/>
     <w:p/>
     <w:sectPr>
       <w:pgSz w:w="12240" w:h="15840"/>
       <w:pgMar w:top="1440" w:right="1440" w:bottom="1440" w:left="1440" w:header="720" w:footer="720" w:gutter="0"/>
-      <w:pgNumType w:start="1"/>
       <w:cols w:space="720"/>
+      <w:docGrid w:linePitch="360"/>
     </w:sectPr>
   </w:body>
 </w:document>
@@ -2550,18 +2738,6 @@
   <w:style w:type="paragraph" w:default="1" w:styleId="Normal">
     <w:name w:val="Normal"/>
     <w:qFormat/>
-    <w:rsid w:val="00F64CCB"/>
-    <w:pPr>
-      <w:spacing w:after="0" w:line="276" w:lineRule="auto"/>
-    </w:pPr>
-    <w:rPr>
-      <w:rFonts w:ascii="Arial" w:eastAsia="Arial" w:hAnsi="Arial" w:cs="Arial"/>
-      <w:kern w:val="0"/>
-      <w:sz w:val="22"/>
-      <w:szCs w:val="22"/>
-      <w:lang w:val="en"/>
-      <w14:ligatures w14:val="none"/>
-    </w:rPr>
   </w:style>
   <w:style w:type="paragraph" w:styleId="Heading1">
     <w:name w:val="heading 1"/>
@@ -2570,7 +2746,7 @@
     <w:link w:val="Heading1Char"/>
     <w:uiPriority w:val="9"/>
     <w:qFormat/>
-    <w:rsid w:val="00647991"/>
+    <w:rsid w:val="00766C5F"/>
     <w:pPr>
       <w:keepNext/>
       <w:keepLines/>
@@ -2592,7 +2768,7 @@
     <w:uiPriority w:val="9"/>
     <w:unhideWhenUsed/>
     <w:qFormat/>
-    <w:rsid w:val="00647991"/>
+    <w:rsid w:val="00766C5F"/>
     <w:pPr>
       <w:keepNext/>
       <w:keepLines/>
@@ -2615,7 +2791,7 @@
     <w:semiHidden/>
     <w:unhideWhenUsed/>
     <w:qFormat/>
-    <w:rsid w:val="00647991"/>
+    <w:rsid w:val="00766C5F"/>
     <w:pPr>
       <w:keepNext/>
       <w:keepLines/>
@@ -2638,7 +2814,7 @@
     <w:semiHidden/>
     <w:unhideWhenUsed/>
     <w:qFormat/>
-    <w:rsid w:val="00647991"/>
+    <w:rsid w:val="00766C5F"/>
     <w:pPr>
       <w:keepNext/>
       <w:keepLines/>
@@ -2661,7 +2837,7 @@
     <w:semiHidden/>
     <w:unhideWhenUsed/>
     <w:qFormat/>
-    <w:rsid w:val="00647991"/>
+    <w:rsid w:val="00766C5F"/>
     <w:pPr>
       <w:keepNext/>
       <w:keepLines/>
@@ -2682,11 +2858,11 @@
     <w:semiHidden/>
     <w:unhideWhenUsed/>
     <w:qFormat/>
-    <w:rsid w:val="00647991"/>
+    <w:rsid w:val="00766C5F"/>
     <w:pPr>
       <w:keepNext/>
       <w:keepLines/>
-      <w:spacing w:before="40"/>
+      <w:spacing w:before="40" w:after="0"/>
       <w:outlineLvl w:val="5"/>
     </w:pPr>
     <w:rPr>
@@ -2705,11 +2881,11 @@
     <w:semiHidden/>
     <w:unhideWhenUsed/>
     <w:qFormat/>
-    <w:rsid w:val="00647991"/>
+    <w:rsid w:val="00766C5F"/>
     <w:pPr>
       <w:keepNext/>
       <w:keepLines/>
-      <w:spacing w:before="40"/>
+      <w:spacing w:before="40" w:after="0"/>
       <w:outlineLvl w:val="6"/>
     </w:pPr>
     <w:rPr>
@@ -2726,10 +2902,11 @@
     <w:semiHidden/>
     <w:unhideWhenUsed/>
     <w:qFormat/>
-    <w:rsid w:val="00647991"/>
+    <w:rsid w:val="00766C5F"/>
     <w:pPr>
       <w:keepNext/>
       <w:keepLines/>
+      <w:spacing w:after="0"/>
       <w:outlineLvl w:val="7"/>
     </w:pPr>
     <w:rPr>
@@ -2748,10 +2925,11 @@
     <w:semiHidden/>
     <w:unhideWhenUsed/>
     <w:qFormat/>
-    <w:rsid w:val="00647991"/>
+    <w:rsid w:val="00766C5F"/>
     <w:pPr>
       <w:keepNext/>
       <w:keepLines/>
+      <w:spacing w:after="0"/>
       <w:outlineLvl w:val="8"/>
     </w:pPr>
     <w:rPr>
@@ -2791,7 +2969,7 @@
     <w:basedOn w:val="DefaultParagraphFont"/>
     <w:link w:val="Heading1"/>
     <w:uiPriority w:val="9"/>
-    <w:rsid w:val="00647991"/>
+    <w:rsid w:val="00766C5F"/>
     <w:rPr>
       <w:rFonts w:asciiTheme="majorHAnsi" w:eastAsiaTheme="majorEastAsia" w:hAnsiTheme="majorHAnsi" w:cstheme="majorBidi"/>
       <w:color w:val="2F5496" w:themeColor="accent1" w:themeShade="BF"/>
@@ -2804,7 +2982,7 @@
     <w:basedOn w:val="DefaultParagraphFont"/>
     <w:link w:val="Heading2"/>
     <w:uiPriority w:val="9"/>
-    <w:rsid w:val="00647991"/>
+    <w:rsid w:val="00766C5F"/>
     <w:rPr>
       <w:rFonts w:asciiTheme="majorHAnsi" w:eastAsiaTheme="majorEastAsia" w:hAnsiTheme="majorHAnsi" w:cstheme="majorBidi"/>
       <w:color w:val="2F5496" w:themeColor="accent1" w:themeShade="BF"/>
@@ -2818,7 +2996,7 @@
     <w:link w:val="Heading3"/>
     <w:uiPriority w:val="9"/>
     <w:semiHidden/>
-    <w:rsid w:val="00647991"/>
+    <w:rsid w:val="00766C5F"/>
     <w:rPr>
       <w:rFonts w:eastAsiaTheme="majorEastAsia" w:cstheme="majorBidi"/>
       <w:color w:val="2F5496" w:themeColor="accent1" w:themeShade="BF"/>
@@ -2832,7 +3010,7 @@
     <w:link w:val="Heading4"/>
     <w:uiPriority w:val="9"/>
     <w:semiHidden/>
-    <w:rsid w:val="00647991"/>
+    <w:rsid w:val="00766C5F"/>
     <w:rPr>
       <w:rFonts w:eastAsiaTheme="majorEastAsia" w:cstheme="majorBidi"/>
       <w:i/>
@@ -2846,7 +3024,7 @@
     <w:link w:val="Heading5"/>
     <w:uiPriority w:val="9"/>
     <w:semiHidden/>
-    <w:rsid w:val="00647991"/>
+    <w:rsid w:val="00766C5F"/>
     <w:rPr>
       <w:rFonts w:eastAsiaTheme="majorEastAsia" w:cstheme="majorBidi"/>
       <w:color w:val="2F5496" w:themeColor="accent1" w:themeShade="BF"/>
@@ -2858,7 +3036,7 @@
     <w:link w:val="Heading6"/>
     <w:uiPriority w:val="9"/>
     <w:semiHidden/>
-    <w:rsid w:val="00647991"/>
+    <w:rsid w:val="00766C5F"/>
     <w:rPr>
       <w:rFonts w:eastAsiaTheme="majorEastAsia" w:cstheme="majorBidi"/>
       <w:i/>
@@ -2872,7 +3050,7 @@
     <w:link w:val="Heading7"/>
     <w:uiPriority w:val="9"/>
     <w:semiHidden/>
-    <w:rsid w:val="00647991"/>
+    <w:rsid w:val="00766C5F"/>
     <w:rPr>
       <w:rFonts w:eastAsiaTheme="majorEastAsia" w:cstheme="majorBidi"/>
       <w:color w:val="595959" w:themeColor="text1" w:themeTint="A6"/>
@@ -2884,7 +3062,7 @@
     <w:link w:val="Heading8"/>
     <w:uiPriority w:val="9"/>
     <w:semiHidden/>
-    <w:rsid w:val="00647991"/>
+    <w:rsid w:val="00766C5F"/>
     <w:rPr>
       <w:rFonts w:eastAsiaTheme="majorEastAsia" w:cstheme="majorBidi"/>
       <w:i/>
@@ -2898,7 +3076,7 @@
     <w:link w:val="Heading9"/>
     <w:uiPriority w:val="9"/>
     <w:semiHidden/>
-    <w:rsid w:val="00647991"/>
+    <w:rsid w:val="00766C5F"/>
     <w:rPr>
       <w:rFonts w:eastAsiaTheme="majorEastAsia" w:cstheme="majorBidi"/>
       <w:color w:val="272727" w:themeColor="text1" w:themeTint="D8"/>
@@ -2911,7 +3089,7 @@
     <w:link w:val="TitleChar"/>
     <w:uiPriority w:val="10"/>
     <w:qFormat/>
-    <w:rsid w:val="00647991"/>
+    <w:rsid w:val="00766C5F"/>
     <w:pPr>
       <w:spacing w:after="80" w:line="240" w:lineRule="auto"/>
       <w:contextualSpacing/>
@@ -2929,7 +3107,7 @@
     <w:basedOn w:val="DefaultParagraphFont"/>
     <w:link w:val="Title"/>
     <w:uiPriority w:val="10"/>
-    <w:rsid w:val="00647991"/>
+    <w:rsid w:val="00766C5F"/>
     <w:rPr>
       <w:rFonts w:asciiTheme="majorHAnsi" w:eastAsiaTheme="majorEastAsia" w:hAnsiTheme="majorHAnsi" w:cstheme="majorBidi"/>
       <w:spacing w:val="-10"/>
@@ -2945,7 +3123,7 @@
     <w:link w:val="SubtitleChar"/>
     <w:uiPriority w:val="11"/>
     <w:qFormat/>
-    <w:rsid w:val="00647991"/>
+    <w:rsid w:val="00766C5F"/>
     <w:pPr>
       <w:numPr>
         <w:ilvl w:val="1"/>
@@ -2964,7 +3142,7 @@
     <w:basedOn w:val="DefaultParagraphFont"/>
     <w:link w:val="Subtitle"/>
     <w:uiPriority w:val="11"/>
-    <w:rsid w:val="00647991"/>
+    <w:rsid w:val="00766C5F"/>
     <w:rPr>
       <w:rFonts w:eastAsiaTheme="majorEastAsia" w:cstheme="majorBidi"/>
       <w:color w:val="595959" w:themeColor="text1" w:themeTint="A6"/>
@@ -2980,7 +3158,7 @@
     <w:link w:val="QuoteChar"/>
     <w:uiPriority w:val="29"/>
     <w:qFormat/>
-    <w:rsid w:val="00647991"/>
+    <w:rsid w:val="00766C5F"/>
     <w:pPr>
       <w:spacing w:before="160"/>
       <w:jc w:val="center"/>
@@ -2996,7 +3174,7 @@
     <w:basedOn w:val="DefaultParagraphFont"/>
     <w:link w:val="Quote"/>
     <w:uiPriority w:val="29"/>
-    <w:rsid w:val="00647991"/>
+    <w:rsid w:val="00766C5F"/>
     <w:rPr>
       <w:i/>
       <w:iCs/>
@@ -3008,7 +3186,7 @@
     <w:basedOn w:val="Normal"/>
     <w:uiPriority w:val="34"/>
     <w:qFormat/>
-    <w:rsid w:val="00647991"/>
+    <w:rsid w:val="00766C5F"/>
     <w:pPr>
       <w:ind w:left="720"/>
       <w:contextualSpacing/>
@@ -3019,7 +3197,7 @@
     <w:basedOn w:val="DefaultParagraphFont"/>
     <w:uiPriority w:val="21"/>
     <w:qFormat/>
-    <w:rsid w:val="00647991"/>
+    <w:rsid w:val="00766C5F"/>
     <w:rPr>
       <w:i/>
       <w:iCs/>
@@ -3033,7 +3211,7 @@
     <w:link w:val="IntenseQuoteChar"/>
     <w:uiPriority w:val="30"/>
     <w:qFormat/>
-    <w:rsid w:val="00647991"/>
+    <w:rsid w:val="00766C5F"/>
     <w:pPr>
       <w:pBdr>
         <w:top w:val="single" w:sz="4" w:space="10" w:color="2F5496" w:themeColor="accent1" w:themeShade="BF"/>
@@ -3054,7 +3232,7 @@
     <w:basedOn w:val="DefaultParagraphFont"/>
     <w:link w:val="IntenseQuote"/>
     <w:uiPriority w:val="30"/>
-    <w:rsid w:val="00647991"/>
+    <w:rsid w:val="00766C5F"/>
     <w:rPr>
       <w:i/>
       <w:iCs/>
@@ -3066,7 +3244,7 @@
     <w:basedOn w:val="DefaultParagraphFont"/>
     <w:uiPriority w:val="32"/>
     <w:qFormat/>
-    <w:rsid w:val="00647991"/>
+    <w:rsid w:val="00766C5F"/>
     <w:rPr>
       <w:b/>
       <w:bCs/>
